--- a/UpdatesDayWise.docx
+++ b/UpdatesDayWise.docx
@@ -1,6 +1,6 @@
 
 <file path=word/document.xml><?xml version="1.0" encoding="utf-8"?>
-<w:document xmlns:wpc="http://schemas.microsoft.com/office/word/2010/wordprocessingCanvas" xmlns:cx="http://schemas.microsoft.com/office/drawing/2014/chartex" xmlns:cx1="http://schemas.microsoft.com/office/drawing/2015/9/8/chartex" xmlns:cx2="http://schemas.microsoft.com/office/drawing/2015/10/21/chartex" xmlns:cx3="http://schemas.microsoft.com/office/drawing/2016/5/9/chartex" xmlns:cx4="http://schemas.microsoft.com/office/drawing/2016/5/10/chartex" xmlns:cx5="http://schemas.microsoft.com/office/drawing/2016/5/11/chartex" xmlns:cx6="http://schemas.microsoft.com/office/drawing/2016/5/12/chartex" xmlns:cx7="http://schemas.microsoft.com/office/drawing/2016/5/13/chartex" xmlns:cx8="http://schemas.microsoft.com/office/drawing/2016/5/14/chartex" xmlns:mc="http://schemas.openxmlformats.org/markup-compatibility/2006" xmlns:aink="http://schemas.microsoft.com/office/drawing/2016/ink" xmlns:am3d="http://schemas.microsoft.com/office/drawing/2017/model3d" xmlns:o="urn:schemas-microsoft-com:office:office" xmlns:oel="http://schemas.microsoft.com/office/2019/extlst" xmlns:r="http://schemas.openxmlformats.org/officeDocument/2006/relationships" xmlns:m="http://schemas.openxmlformats.org/officeDocument/2006/math" xmlns:v="urn:schemas-microsoft-com:vml" xmlns:wp14="http://schemas.microsoft.com/office/word/2010/wordprocessingDrawing" xmlns:wp="http://schemas.openxmlformats.org/drawingml/2006/wordprocessingDrawing" xmlns:w10="urn:schemas-microsoft-com:office:word" xmlns:w="http://schemas.openxmlformats.org/wordprocessingml/2006/main" xmlns:w14="http://schemas.microsoft.com/office/word/2010/wordml" xmlns:w15="http://schemas.microsoft.com/office/word/2012/wordml" xmlns:w16cex="http://schemas.microsoft.com/office/word/2018/wordml/cex" xmlns:w16cid="http://schemas.microsoft.com/office/word/2016/wordml/cid" xmlns:w16="http://schemas.microsoft.com/office/word/2018/wordml" xmlns:w16du="http://schemas.microsoft.com/office/word/2023/wordml/word16du" xmlns:w16sdtdh="http://schemas.microsoft.com/office/word/2020/wordml/sdtdatahash" xmlns:w16se="http://schemas.microsoft.com/office/word/2015/wordml/symex" xmlns:wpg="http://schemas.microsoft.com/office/word/2010/wordprocessingGroup" xmlns:wpi="http://schemas.microsoft.com/office/word/2010/wordprocessingInk" xmlns:wne="http://schemas.microsoft.com/office/word/2006/wordml" xmlns:wps="http://schemas.microsoft.com/office/word/2010/wordprocessingShape" mc:Ignorable="w14 w15 w16se w16cid w16 w16cex w16sdtdh w16du wp14">
+<w:document xmlns:wpc="http://schemas.microsoft.com/office/word/2010/wordprocessingCanvas" xmlns:cx="http://schemas.microsoft.com/office/drawing/2014/chartex" xmlns:cx1="http://schemas.microsoft.com/office/drawing/2015/9/8/chartex" xmlns:cx2="http://schemas.microsoft.com/office/drawing/2015/10/21/chartex" xmlns:cx3="http://schemas.microsoft.com/office/drawing/2016/5/9/chartex" xmlns:cx4="http://schemas.microsoft.com/office/drawing/2016/5/10/chartex" xmlns:cx5="http://schemas.microsoft.com/office/drawing/2016/5/11/chartex" xmlns:cx6="http://schemas.microsoft.com/office/drawing/2016/5/12/chartex" xmlns:cx7="http://schemas.microsoft.com/office/drawing/2016/5/13/chartex" xmlns:cx8="http://schemas.microsoft.com/office/drawing/2016/5/14/chartex" xmlns:mc="http://schemas.openxmlformats.org/markup-compatibility/2006" xmlns:aink="http://schemas.microsoft.com/office/drawing/2016/ink" xmlns:am3d="http://schemas.microsoft.com/office/drawing/2017/model3d" xmlns:o="urn:schemas-microsoft-com:office:office" xmlns:oel="http://schemas.microsoft.com/office/2019/extlst" xmlns:r="http://schemas.openxmlformats.org/officeDocument/2006/relationships" xmlns:m="http://schemas.openxmlformats.org/officeDocument/2006/math" xmlns:v="urn:schemas-microsoft-com:vml" xmlns:wp14="http://schemas.microsoft.com/office/word/2010/wordprocessingDrawing" xmlns:wp="http://schemas.openxmlformats.org/drawingml/2006/wordprocessingDrawing" xmlns:w10="urn:schemas-microsoft-com:office:word" xmlns:w="http://schemas.openxmlformats.org/wordprocessingml/2006/main" xmlns:w14="http://schemas.microsoft.com/office/word/2010/wordml" xmlns:w15="http://schemas.microsoft.com/office/word/2012/wordml" xmlns:w16cex="http://schemas.microsoft.com/office/word/2018/wordml/cex" xmlns:w16cid="http://schemas.microsoft.com/office/word/2016/wordml/cid" xmlns:w16="http://schemas.microsoft.com/office/word/2018/wordml" xmlns:w16sdtdh="http://schemas.microsoft.com/office/word/2020/wordml/sdtdatahash" xmlns:w16se="http://schemas.microsoft.com/office/word/2015/wordml/symex" xmlns:wpg="http://schemas.microsoft.com/office/word/2010/wordprocessingGroup" xmlns:wpi="http://schemas.microsoft.com/office/word/2010/wordprocessingInk" xmlns:wne="http://schemas.microsoft.com/office/word/2006/wordml" xmlns:wps="http://schemas.microsoft.com/office/word/2010/wordprocessingShape" mc:Ignorable="w14 w15 w16se w16cid w16 w16cex w16sdtdh wp14">
   <w:body>
     <w:p/>
     <w:p>
@@ -286,6 +286,109 @@
       <w:r>
         <w:t>Conditional statements and loops.</w:t>
       </w:r>
+    </w:p>
+    <w:p>
+      <w:pPr>
+        <w:rPr>
+          <w:b/>
+          <w:bCs/>
+        </w:rPr>
+      </w:pPr>
+      <w:r>
+        <w:rPr>
+          <w:b/>
+          <w:bCs/>
+        </w:rPr>
+        <w:t>Date: 2</w:t>
+      </w:r>
+      <w:r>
+        <w:rPr>
+          <w:b/>
+          <w:bCs/>
+        </w:rPr>
+        <w:t>3</w:t>
+      </w:r>
+      <w:r>
+        <w:rPr>
+          <w:b/>
+          <w:bCs/>
+        </w:rPr>
+        <w:t>/10/2024</w:t>
+      </w:r>
+      <w:r>
+        <w:rPr>
+          <w:b/>
+          <w:bCs/>
+        </w:rPr>
+        <w:t xml:space="preserve"> – 25/10/2024</w:t>
+      </w:r>
+    </w:p>
+    <w:p>
+      <w:pPr>
+        <w:numPr>
+          <w:ilvl w:val="0"/>
+          <w:numId w:val="7"/>
+        </w:numPr>
+      </w:pPr>
+      <w:r>
+        <w:t xml:space="preserve">Learned about all Flutter </w:t>
+      </w:r>
+      <w:r>
+        <w:rPr>
+          <w:b/>
+          <w:bCs/>
+        </w:rPr>
+        <w:t>widgets</w:t>
+      </w:r>
+      <w:r>
+        <w:t xml:space="preserve"> and different types of widgets.</w:t>
+      </w:r>
+    </w:p>
+    <w:p>
+      <w:pPr>
+        <w:rPr>
+          <w:b/>
+          <w:bCs/>
+        </w:rPr>
+      </w:pPr>
+      <w:r>
+        <w:rPr>
+          <w:b/>
+          <w:bCs/>
+        </w:rPr>
+        <w:t>Date: 2</w:t>
+      </w:r>
+      <w:r>
+        <w:rPr>
+          <w:b/>
+          <w:bCs/>
+        </w:rPr>
+        <w:t>6</w:t>
+      </w:r>
+      <w:r>
+        <w:rPr>
+          <w:b/>
+          <w:bCs/>
+        </w:rPr>
+        <w:t>/10/2024</w:t>
+      </w:r>
+    </w:p>
+    <w:p>
+      <w:pPr>
+        <w:pStyle w:val="ListParagraph"/>
+        <w:numPr>
+          <w:ilvl w:val="0"/>
+          <w:numId w:val="8"/>
+        </w:numPr>
+      </w:pPr>
+      <w:r>
+        <w:t>Created a static login page in Flutter.</w:t>
+      </w:r>
+    </w:p>
+    <w:p>
+      <w:pPr>
+        <w:pStyle w:val="ListParagraph"/>
+      </w:pPr>
     </w:p>
     <w:p>
       <w:pPr>
@@ -315,8 +418,568 @@
 </file>
 
 <file path=word/numbering.xml><?xml version="1.0" encoding="utf-8"?>
-<w:numbering xmlns:wpc="http://schemas.microsoft.com/office/word/2010/wordprocessingCanvas" xmlns:cx="http://schemas.microsoft.com/office/drawing/2014/chartex" xmlns:cx1="http://schemas.microsoft.com/office/drawing/2015/9/8/chartex" xmlns:cx2="http://schemas.microsoft.com/office/drawing/2015/10/21/chartex" xmlns:cx3="http://schemas.microsoft.com/office/drawing/2016/5/9/chartex" xmlns:cx4="http://schemas.microsoft.com/office/drawing/2016/5/10/chartex" xmlns:cx5="http://schemas.microsoft.com/office/drawing/2016/5/11/chartex" xmlns:cx6="http://schemas.microsoft.com/office/drawing/2016/5/12/chartex" xmlns:cx7="http://schemas.microsoft.com/office/drawing/2016/5/13/chartex" xmlns:cx8="http://schemas.microsoft.com/office/drawing/2016/5/14/chartex" xmlns:mc="http://schemas.openxmlformats.org/markup-compatibility/2006" xmlns:aink="http://schemas.microsoft.com/office/drawing/2016/ink" xmlns:am3d="http://schemas.microsoft.com/office/drawing/2017/model3d" xmlns:o="urn:schemas-microsoft-com:office:office" xmlns:oel="http://schemas.microsoft.com/office/2019/extlst" xmlns:r="http://schemas.openxmlformats.org/officeDocument/2006/relationships" xmlns:m="http://schemas.openxmlformats.org/officeDocument/2006/math" xmlns:v="urn:schemas-microsoft-com:vml" xmlns:wp14="http://schemas.microsoft.com/office/word/2010/wordprocessingDrawing" xmlns:wp="http://schemas.openxmlformats.org/drawingml/2006/wordprocessingDrawing" xmlns:w10="urn:schemas-microsoft-com:office:word" xmlns:w="http://schemas.openxmlformats.org/wordprocessingml/2006/main" xmlns:w14="http://schemas.microsoft.com/office/word/2010/wordml" xmlns:w15="http://schemas.microsoft.com/office/word/2012/wordml" xmlns:w16cex="http://schemas.microsoft.com/office/word/2018/wordml/cex" xmlns:w16cid="http://schemas.microsoft.com/office/word/2016/wordml/cid" xmlns:w16="http://schemas.microsoft.com/office/word/2018/wordml" xmlns:w16du="http://schemas.microsoft.com/office/word/2023/wordml/word16du" xmlns:w16sdtdh="http://schemas.microsoft.com/office/word/2020/wordml/sdtdatahash" xmlns:w16se="http://schemas.microsoft.com/office/word/2015/wordml/symex" xmlns:wpg="http://schemas.microsoft.com/office/word/2010/wordprocessingGroup" xmlns:wpi="http://schemas.microsoft.com/office/word/2010/wordprocessingInk" xmlns:wne="http://schemas.microsoft.com/office/word/2006/wordml" xmlns:wps="http://schemas.microsoft.com/office/word/2010/wordprocessingShape" mc:Ignorable="w14 w15 w16se w16cid w16 w16cex w16sdtdh w16du wp14">
+<w:numbering xmlns:wpc="http://schemas.microsoft.com/office/word/2010/wordprocessingCanvas" xmlns:cx="http://schemas.microsoft.com/office/drawing/2014/chartex" xmlns:cx1="http://schemas.microsoft.com/office/drawing/2015/9/8/chartex" xmlns:cx2="http://schemas.microsoft.com/office/drawing/2015/10/21/chartex" xmlns:cx3="http://schemas.microsoft.com/office/drawing/2016/5/9/chartex" xmlns:cx4="http://schemas.microsoft.com/office/drawing/2016/5/10/chartex" xmlns:cx5="http://schemas.microsoft.com/office/drawing/2016/5/11/chartex" xmlns:cx6="http://schemas.microsoft.com/office/drawing/2016/5/12/chartex" xmlns:cx7="http://schemas.microsoft.com/office/drawing/2016/5/13/chartex" xmlns:cx8="http://schemas.microsoft.com/office/drawing/2016/5/14/chartex" xmlns:mc="http://schemas.openxmlformats.org/markup-compatibility/2006" xmlns:aink="http://schemas.microsoft.com/office/drawing/2016/ink" xmlns:am3d="http://schemas.microsoft.com/office/drawing/2017/model3d" xmlns:o="urn:schemas-microsoft-com:office:office" xmlns:oel="http://schemas.microsoft.com/office/2019/extlst" xmlns:r="http://schemas.openxmlformats.org/officeDocument/2006/relationships" xmlns:m="http://schemas.openxmlformats.org/officeDocument/2006/math" xmlns:v="urn:schemas-microsoft-com:vml" xmlns:wp14="http://schemas.microsoft.com/office/word/2010/wordprocessingDrawing" xmlns:wp="http://schemas.openxmlformats.org/drawingml/2006/wordprocessingDrawing" xmlns:w10="urn:schemas-microsoft-com:office:word" xmlns:w="http://schemas.openxmlformats.org/wordprocessingml/2006/main" xmlns:w14="http://schemas.microsoft.com/office/word/2010/wordml" xmlns:w15="http://schemas.microsoft.com/office/word/2012/wordml" xmlns:w16cex="http://schemas.microsoft.com/office/word/2018/wordml/cex" xmlns:w16cid="http://schemas.microsoft.com/office/word/2016/wordml/cid" xmlns:w16="http://schemas.microsoft.com/office/word/2018/wordml" xmlns:w16sdtdh="http://schemas.microsoft.com/office/word/2020/wordml/sdtdatahash" xmlns:w16se="http://schemas.microsoft.com/office/word/2015/wordml/symex" xmlns:wpg="http://schemas.microsoft.com/office/word/2010/wordprocessingGroup" xmlns:wpi="http://schemas.microsoft.com/office/word/2010/wordprocessingInk" xmlns:wne="http://schemas.microsoft.com/office/word/2006/wordml" xmlns:wps="http://schemas.microsoft.com/office/word/2010/wordprocessingShape" mc:Ignorable="w14 w15 w16se w16cid w16 w16cex w16sdtdh wp14">
   <w:abstractNum w:abstractNumId="0" w15:restartNumberingAfterBreak="0">
+    <w:nsid w:val="083D3388"/>
+    <w:multiLevelType w:val="multilevel"/>
+    <w:tmpl w:val="3F088A3C"/>
+    <w:lvl w:ilvl="0">
+      <w:start w:val="1"/>
+      <w:numFmt w:val="bullet"/>
+      <w:lvlText w:val=""/>
+      <w:lvlJc w:val="left"/>
+      <w:pPr>
+        <w:tabs>
+          <w:tab w:val="num" w:pos="720"/>
+        </w:tabs>
+        <w:ind w:left="720" w:hanging="360"/>
+      </w:pPr>
+      <w:rPr>
+        <w:rFonts w:ascii="Symbol" w:hAnsi="Symbol" w:hint="default"/>
+        <w:sz w:val="20"/>
+      </w:rPr>
+    </w:lvl>
+    <w:lvl w:ilvl="1">
+      <w:start w:val="1"/>
+      <w:numFmt w:val="bullet"/>
+      <w:lvlText w:val="o"/>
+      <w:lvlJc w:val="left"/>
+      <w:pPr>
+        <w:tabs>
+          <w:tab w:val="num" w:pos="1440"/>
+        </w:tabs>
+        <w:ind w:left="1440" w:hanging="360"/>
+      </w:pPr>
+      <w:rPr>
+        <w:rFonts w:ascii="Courier New" w:hAnsi="Courier New" w:hint="default"/>
+        <w:sz w:val="20"/>
+      </w:rPr>
+    </w:lvl>
+    <w:lvl w:ilvl="2" w:tentative="1">
+      <w:start w:val="1"/>
+      <w:numFmt w:val="bullet"/>
+      <w:lvlText w:val=""/>
+      <w:lvlJc w:val="left"/>
+      <w:pPr>
+        <w:tabs>
+          <w:tab w:val="num" w:pos="2160"/>
+        </w:tabs>
+        <w:ind w:left="2160" w:hanging="360"/>
+      </w:pPr>
+      <w:rPr>
+        <w:rFonts w:ascii="Wingdings" w:hAnsi="Wingdings" w:hint="default"/>
+        <w:sz w:val="20"/>
+      </w:rPr>
+    </w:lvl>
+    <w:lvl w:ilvl="3" w:tentative="1">
+      <w:start w:val="1"/>
+      <w:numFmt w:val="bullet"/>
+      <w:lvlText w:val=""/>
+      <w:lvlJc w:val="left"/>
+      <w:pPr>
+        <w:tabs>
+          <w:tab w:val="num" w:pos="2880"/>
+        </w:tabs>
+        <w:ind w:left="2880" w:hanging="360"/>
+      </w:pPr>
+      <w:rPr>
+        <w:rFonts w:ascii="Wingdings" w:hAnsi="Wingdings" w:hint="default"/>
+        <w:sz w:val="20"/>
+      </w:rPr>
+    </w:lvl>
+    <w:lvl w:ilvl="4" w:tentative="1">
+      <w:start w:val="1"/>
+      <w:numFmt w:val="bullet"/>
+      <w:lvlText w:val=""/>
+      <w:lvlJc w:val="left"/>
+      <w:pPr>
+        <w:tabs>
+          <w:tab w:val="num" w:pos="3600"/>
+        </w:tabs>
+        <w:ind w:left="3600" w:hanging="360"/>
+      </w:pPr>
+      <w:rPr>
+        <w:rFonts w:ascii="Wingdings" w:hAnsi="Wingdings" w:hint="default"/>
+        <w:sz w:val="20"/>
+      </w:rPr>
+    </w:lvl>
+    <w:lvl w:ilvl="5" w:tentative="1">
+      <w:start w:val="1"/>
+      <w:numFmt w:val="bullet"/>
+      <w:lvlText w:val=""/>
+      <w:lvlJc w:val="left"/>
+      <w:pPr>
+        <w:tabs>
+          <w:tab w:val="num" w:pos="4320"/>
+        </w:tabs>
+        <w:ind w:left="4320" w:hanging="360"/>
+      </w:pPr>
+      <w:rPr>
+        <w:rFonts w:ascii="Wingdings" w:hAnsi="Wingdings" w:hint="default"/>
+        <w:sz w:val="20"/>
+      </w:rPr>
+    </w:lvl>
+    <w:lvl w:ilvl="6" w:tentative="1">
+      <w:start w:val="1"/>
+      <w:numFmt w:val="bullet"/>
+      <w:lvlText w:val=""/>
+      <w:lvlJc w:val="left"/>
+      <w:pPr>
+        <w:tabs>
+          <w:tab w:val="num" w:pos="5040"/>
+        </w:tabs>
+        <w:ind w:left="5040" w:hanging="360"/>
+      </w:pPr>
+      <w:rPr>
+        <w:rFonts w:ascii="Wingdings" w:hAnsi="Wingdings" w:hint="default"/>
+        <w:sz w:val="20"/>
+      </w:rPr>
+    </w:lvl>
+    <w:lvl w:ilvl="7" w:tentative="1">
+      <w:start w:val="1"/>
+      <w:numFmt w:val="bullet"/>
+      <w:lvlText w:val=""/>
+      <w:lvlJc w:val="left"/>
+      <w:pPr>
+        <w:tabs>
+          <w:tab w:val="num" w:pos="5760"/>
+        </w:tabs>
+        <w:ind w:left="5760" w:hanging="360"/>
+      </w:pPr>
+      <w:rPr>
+        <w:rFonts w:ascii="Wingdings" w:hAnsi="Wingdings" w:hint="default"/>
+        <w:sz w:val="20"/>
+      </w:rPr>
+    </w:lvl>
+    <w:lvl w:ilvl="8" w:tentative="1">
+      <w:start w:val="1"/>
+      <w:numFmt w:val="bullet"/>
+      <w:lvlText w:val=""/>
+      <w:lvlJc w:val="left"/>
+      <w:pPr>
+        <w:tabs>
+          <w:tab w:val="num" w:pos="6480"/>
+        </w:tabs>
+        <w:ind w:left="6480" w:hanging="360"/>
+      </w:pPr>
+      <w:rPr>
+        <w:rFonts w:ascii="Wingdings" w:hAnsi="Wingdings" w:hint="default"/>
+        <w:sz w:val="20"/>
+      </w:rPr>
+    </w:lvl>
+  </w:abstractNum>
+  <w:abstractNum w:abstractNumId="1" w15:restartNumberingAfterBreak="0">
+    <w:nsid w:val="0C2D5180"/>
+    <w:multiLevelType w:val="multilevel"/>
+    <w:tmpl w:val="C72434F8"/>
+    <w:lvl w:ilvl="0">
+      <w:start w:val="1"/>
+      <w:numFmt w:val="bullet"/>
+      <w:lvlText w:val=""/>
+      <w:lvlJc w:val="left"/>
+      <w:pPr>
+        <w:tabs>
+          <w:tab w:val="num" w:pos="720"/>
+        </w:tabs>
+        <w:ind w:left="720" w:hanging="360"/>
+      </w:pPr>
+      <w:rPr>
+        <w:rFonts w:ascii="Symbol" w:hAnsi="Symbol" w:hint="default"/>
+        <w:sz w:val="20"/>
+      </w:rPr>
+    </w:lvl>
+    <w:lvl w:ilvl="1" w:tentative="1">
+      <w:start w:val="1"/>
+      <w:numFmt w:val="bullet"/>
+      <w:lvlText w:val="o"/>
+      <w:lvlJc w:val="left"/>
+      <w:pPr>
+        <w:tabs>
+          <w:tab w:val="num" w:pos="1440"/>
+        </w:tabs>
+        <w:ind w:left="1440" w:hanging="360"/>
+      </w:pPr>
+      <w:rPr>
+        <w:rFonts w:ascii="Courier New" w:hAnsi="Courier New" w:hint="default"/>
+        <w:sz w:val="20"/>
+      </w:rPr>
+    </w:lvl>
+    <w:lvl w:ilvl="2" w:tentative="1">
+      <w:start w:val="1"/>
+      <w:numFmt w:val="bullet"/>
+      <w:lvlText w:val=""/>
+      <w:lvlJc w:val="left"/>
+      <w:pPr>
+        <w:tabs>
+          <w:tab w:val="num" w:pos="2160"/>
+        </w:tabs>
+        <w:ind w:left="2160" w:hanging="360"/>
+      </w:pPr>
+      <w:rPr>
+        <w:rFonts w:ascii="Wingdings" w:hAnsi="Wingdings" w:hint="default"/>
+        <w:sz w:val="20"/>
+      </w:rPr>
+    </w:lvl>
+    <w:lvl w:ilvl="3" w:tentative="1">
+      <w:start w:val="1"/>
+      <w:numFmt w:val="bullet"/>
+      <w:lvlText w:val=""/>
+      <w:lvlJc w:val="left"/>
+      <w:pPr>
+        <w:tabs>
+          <w:tab w:val="num" w:pos="2880"/>
+        </w:tabs>
+        <w:ind w:left="2880" w:hanging="360"/>
+      </w:pPr>
+      <w:rPr>
+        <w:rFonts w:ascii="Wingdings" w:hAnsi="Wingdings" w:hint="default"/>
+        <w:sz w:val="20"/>
+      </w:rPr>
+    </w:lvl>
+    <w:lvl w:ilvl="4" w:tentative="1">
+      <w:start w:val="1"/>
+      <w:numFmt w:val="bullet"/>
+      <w:lvlText w:val=""/>
+      <w:lvlJc w:val="left"/>
+      <w:pPr>
+        <w:tabs>
+          <w:tab w:val="num" w:pos="3600"/>
+        </w:tabs>
+        <w:ind w:left="3600" w:hanging="360"/>
+      </w:pPr>
+      <w:rPr>
+        <w:rFonts w:ascii="Wingdings" w:hAnsi="Wingdings" w:hint="default"/>
+        <w:sz w:val="20"/>
+      </w:rPr>
+    </w:lvl>
+    <w:lvl w:ilvl="5" w:tentative="1">
+      <w:start w:val="1"/>
+      <w:numFmt w:val="bullet"/>
+      <w:lvlText w:val=""/>
+      <w:lvlJc w:val="left"/>
+      <w:pPr>
+        <w:tabs>
+          <w:tab w:val="num" w:pos="4320"/>
+        </w:tabs>
+        <w:ind w:left="4320" w:hanging="360"/>
+      </w:pPr>
+      <w:rPr>
+        <w:rFonts w:ascii="Wingdings" w:hAnsi="Wingdings" w:hint="default"/>
+        <w:sz w:val="20"/>
+      </w:rPr>
+    </w:lvl>
+    <w:lvl w:ilvl="6" w:tentative="1">
+      <w:start w:val="1"/>
+      <w:numFmt w:val="bullet"/>
+      <w:lvlText w:val=""/>
+      <w:lvlJc w:val="left"/>
+      <w:pPr>
+        <w:tabs>
+          <w:tab w:val="num" w:pos="5040"/>
+        </w:tabs>
+        <w:ind w:left="5040" w:hanging="360"/>
+      </w:pPr>
+      <w:rPr>
+        <w:rFonts w:ascii="Wingdings" w:hAnsi="Wingdings" w:hint="default"/>
+        <w:sz w:val="20"/>
+      </w:rPr>
+    </w:lvl>
+    <w:lvl w:ilvl="7" w:tentative="1">
+      <w:start w:val="1"/>
+      <w:numFmt w:val="bullet"/>
+      <w:lvlText w:val=""/>
+      <w:lvlJc w:val="left"/>
+      <w:pPr>
+        <w:tabs>
+          <w:tab w:val="num" w:pos="5760"/>
+        </w:tabs>
+        <w:ind w:left="5760" w:hanging="360"/>
+      </w:pPr>
+      <w:rPr>
+        <w:rFonts w:ascii="Wingdings" w:hAnsi="Wingdings" w:hint="default"/>
+        <w:sz w:val="20"/>
+      </w:rPr>
+    </w:lvl>
+    <w:lvl w:ilvl="8" w:tentative="1">
+      <w:start w:val="1"/>
+      <w:numFmt w:val="bullet"/>
+      <w:lvlText w:val=""/>
+      <w:lvlJc w:val="left"/>
+      <w:pPr>
+        <w:tabs>
+          <w:tab w:val="num" w:pos="6480"/>
+        </w:tabs>
+        <w:ind w:left="6480" w:hanging="360"/>
+      </w:pPr>
+      <w:rPr>
+        <w:rFonts w:ascii="Wingdings" w:hAnsi="Wingdings" w:hint="default"/>
+        <w:sz w:val="20"/>
+      </w:rPr>
+    </w:lvl>
+  </w:abstractNum>
+  <w:abstractNum w:abstractNumId="2" w15:restartNumberingAfterBreak="0">
+    <w:nsid w:val="1ADA61AC"/>
+    <w:multiLevelType w:val="multilevel"/>
+    <w:tmpl w:val="8AE03A94"/>
+    <w:lvl w:ilvl="0">
+      <w:start w:val="1"/>
+      <w:numFmt w:val="bullet"/>
+      <w:lvlText w:val=""/>
+      <w:lvlJc w:val="left"/>
+      <w:pPr>
+        <w:tabs>
+          <w:tab w:val="num" w:pos="720"/>
+        </w:tabs>
+        <w:ind w:left="720" w:hanging="360"/>
+      </w:pPr>
+      <w:rPr>
+        <w:rFonts w:ascii="Symbol" w:hAnsi="Symbol" w:hint="default"/>
+        <w:sz w:val="20"/>
+      </w:rPr>
+    </w:lvl>
+    <w:lvl w:ilvl="1" w:tentative="1">
+      <w:start w:val="1"/>
+      <w:numFmt w:val="bullet"/>
+      <w:lvlText w:val="o"/>
+      <w:lvlJc w:val="left"/>
+      <w:pPr>
+        <w:tabs>
+          <w:tab w:val="num" w:pos="1440"/>
+        </w:tabs>
+        <w:ind w:left="1440" w:hanging="360"/>
+      </w:pPr>
+      <w:rPr>
+        <w:rFonts w:ascii="Courier New" w:hAnsi="Courier New" w:hint="default"/>
+        <w:sz w:val="20"/>
+      </w:rPr>
+    </w:lvl>
+    <w:lvl w:ilvl="2" w:tentative="1">
+      <w:start w:val="1"/>
+      <w:numFmt w:val="bullet"/>
+      <w:lvlText w:val=""/>
+      <w:lvlJc w:val="left"/>
+      <w:pPr>
+        <w:tabs>
+          <w:tab w:val="num" w:pos="2160"/>
+        </w:tabs>
+        <w:ind w:left="2160" w:hanging="360"/>
+      </w:pPr>
+      <w:rPr>
+        <w:rFonts w:ascii="Wingdings" w:hAnsi="Wingdings" w:hint="default"/>
+        <w:sz w:val="20"/>
+      </w:rPr>
+    </w:lvl>
+    <w:lvl w:ilvl="3" w:tentative="1">
+      <w:start w:val="1"/>
+      <w:numFmt w:val="bullet"/>
+      <w:lvlText w:val=""/>
+      <w:lvlJc w:val="left"/>
+      <w:pPr>
+        <w:tabs>
+          <w:tab w:val="num" w:pos="2880"/>
+        </w:tabs>
+        <w:ind w:left="2880" w:hanging="360"/>
+      </w:pPr>
+      <w:rPr>
+        <w:rFonts w:ascii="Wingdings" w:hAnsi="Wingdings" w:hint="default"/>
+        <w:sz w:val="20"/>
+      </w:rPr>
+    </w:lvl>
+    <w:lvl w:ilvl="4" w:tentative="1">
+      <w:start w:val="1"/>
+      <w:numFmt w:val="bullet"/>
+      <w:lvlText w:val=""/>
+      <w:lvlJc w:val="left"/>
+      <w:pPr>
+        <w:tabs>
+          <w:tab w:val="num" w:pos="3600"/>
+        </w:tabs>
+        <w:ind w:left="3600" w:hanging="360"/>
+      </w:pPr>
+      <w:rPr>
+        <w:rFonts w:ascii="Wingdings" w:hAnsi="Wingdings" w:hint="default"/>
+        <w:sz w:val="20"/>
+      </w:rPr>
+    </w:lvl>
+    <w:lvl w:ilvl="5" w:tentative="1">
+      <w:start w:val="1"/>
+      <w:numFmt w:val="bullet"/>
+      <w:lvlText w:val=""/>
+      <w:lvlJc w:val="left"/>
+      <w:pPr>
+        <w:tabs>
+          <w:tab w:val="num" w:pos="4320"/>
+        </w:tabs>
+        <w:ind w:left="4320" w:hanging="360"/>
+      </w:pPr>
+      <w:rPr>
+        <w:rFonts w:ascii="Wingdings" w:hAnsi="Wingdings" w:hint="default"/>
+        <w:sz w:val="20"/>
+      </w:rPr>
+    </w:lvl>
+    <w:lvl w:ilvl="6" w:tentative="1">
+      <w:start w:val="1"/>
+      <w:numFmt w:val="bullet"/>
+      <w:lvlText w:val=""/>
+      <w:lvlJc w:val="left"/>
+      <w:pPr>
+        <w:tabs>
+          <w:tab w:val="num" w:pos="5040"/>
+        </w:tabs>
+        <w:ind w:left="5040" w:hanging="360"/>
+      </w:pPr>
+      <w:rPr>
+        <w:rFonts w:ascii="Wingdings" w:hAnsi="Wingdings" w:hint="default"/>
+        <w:sz w:val="20"/>
+      </w:rPr>
+    </w:lvl>
+    <w:lvl w:ilvl="7" w:tentative="1">
+      <w:start w:val="1"/>
+      <w:numFmt w:val="bullet"/>
+      <w:lvlText w:val=""/>
+      <w:lvlJc w:val="left"/>
+      <w:pPr>
+        <w:tabs>
+          <w:tab w:val="num" w:pos="5760"/>
+        </w:tabs>
+        <w:ind w:left="5760" w:hanging="360"/>
+      </w:pPr>
+      <w:rPr>
+        <w:rFonts w:ascii="Wingdings" w:hAnsi="Wingdings" w:hint="default"/>
+        <w:sz w:val="20"/>
+      </w:rPr>
+    </w:lvl>
+    <w:lvl w:ilvl="8" w:tentative="1">
+      <w:start w:val="1"/>
+      <w:numFmt w:val="bullet"/>
+      <w:lvlText w:val=""/>
+      <w:lvlJc w:val="left"/>
+      <w:pPr>
+        <w:tabs>
+          <w:tab w:val="num" w:pos="6480"/>
+        </w:tabs>
+        <w:ind w:left="6480" w:hanging="360"/>
+      </w:pPr>
+      <w:rPr>
+        <w:rFonts w:ascii="Wingdings" w:hAnsi="Wingdings" w:hint="default"/>
+        <w:sz w:val="20"/>
+      </w:rPr>
+    </w:lvl>
+  </w:abstractNum>
+  <w:abstractNum w:abstractNumId="3" w15:restartNumberingAfterBreak="0">
+    <w:nsid w:val="2E731BEA"/>
+    <w:multiLevelType w:val="hybridMultilevel"/>
+    <w:tmpl w:val="3E0CA174"/>
+    <w:lvl w:ilvl="0" w:tplc="40090003">
+      <w:start w:val="1"/>
+      <w:numFmt w:val="bullet"/>
+      <w:lvlText w:val="o"/>
+      <w:lvlJc w:val="left"/>
+      <w:pPr>
+        <w:ind w:left="1440" w:hanging="360"/>
+      </w:pPr>
+      <w:rPr>
+        <w:rFonts w:ascii="Courier New" w:hAnsi="Courier New" w:cs="Courier New" w:hint="default"/>
+      </w:rPr>
+    </w:lvl>
+    <w:lvl w:ilvl="1" w:tplc="40090003" w:tentative="1">
+      <w:start w:val="1"/>
+      <w:numFmt w:val="bullet"/>
+      <w:lvlText w:val="o"/>
+      <w:lvlJc w:val="left"/>
+      <w:pPr>
+        <w:ind w:left="2160" w:hanging="360"/>
+      </w:pPr>
+      <w:rPr>
+        <w:rFonts w:ascii="Courier New" w:hAnsi="Courier New" w:cs="Courier New" w:hint="default"/>
+      </w:rPr>
+    </w:lvl>
+    <w:lvl w:ilvl="2" w:tplc="40090005" w:tentative="1">
+      <w:start w:val="1"/>
+      <w:numFmt w:val="bullet"/>
+      <w:lvlText w:val=""/>
+      <w:lvlJc w:val="left"/>
+      <w:pPr>
+        <w:ind w:left="2880" w:hanging="360"/>
+      </w:pPr>
+      <w:rPr>
+        <w:rFonts w:ascii="Wingdings" w:hAnsi="Wingdings" w:hint="default"/>
+      </w:rPr>
+    </w:lvl>
+    <w:lvl w:ilvl="3" w:tplc="40090001" w:tentative="1">
+      <w:start w:val="1"/>
+      <w:numFmt w:val="bullet"/>
+      <w:lvlText w:val=""/>
+      <w:lvlJc w:val="left"/>
+      <w:pPr>
+        <w:ind w:left="3600" w:hanging="360"/>
+      </w:pPr>
+      <w:rPr>
+        <w:rFonts w:ascii="Symbol" w:hAnsi="Symbol" w:hint="default"/>
+      </w:rPr>
+    </w:lvl>
+    <w:lvl w:ilvl="4" w:tplc="40090003" w:tentative="1">
+      <w:start w:val="1"/>
+      <w:numFmt w:val="bullet"/>
+      <w:lvlText w:val="o"/>
+      <w:lvlJc w:val="left"/>
+      <w:pPr>
+        <w:ind w:left="4320" w:hanging="360"/>
+      </w:pPr>
+      <w:rPr>
+        <w:rFonts w:ascii="Courier New" w:hAnsi="Courier New" w:cs="Courier New" w:hint="default"/>
+      </w:rPr>
+    </w:lvl>
+    <w:lvl w:ilvl="5" w:tplc="40090005" w:tentative="1">
+      <w:start w:val="1"/>
+      <w:numFmt w:val="bullet"/>
+      <w:lvlText w:val=""/>
+      <w:lvlJc w:val="left"/>
+      <w:pPr>
+        <w:ind w:left="5040" w:hanging="360"/>
+      </w:pPr>
+      <w:rPr>
+        <w:rFonts w:ascii="Wingdings" w:hAnsi="Wingdings" w:hint="default"/>
+      </w:rPr>
+    </w:lvl>
+    <w:lvl w:ilvl="6" w:tplc="40090001" w:tentative="1">
+      <w:start w:val="1"/>
+      <w:numFmt w:val="bullet"/>
+      <w:lvlText w:val=""/>
+      <w:lvlJc w:val="left"/>
+      <w:pPr>
+        <w:ind w:left="5760" w:hanging="360"/>
+      </w:pPr>
+      <w:rPr>
+        <w:rFonts w:ascii="Symbol" w:hAnsi="Symbol" w:hint="default"/>
+      </w:rPr>
+    </w:lvl>
+    <w:lvl w:ilvl="7" w:tplc="40090003" w:tentative="1">
+      <w:start w:val="1"/>
+      <w:numFmt w:val="bullet"/>
+      <w:lvlText w:val="o"/>
+      <w:lvlJc w:val="left"/>
+      <w:pPr>
+        <w:ind w:left="6480" w:hanging="360"/>
+      </w:pPr>
+      <w:rPr>
+        <w:rFonts w:ascii="Courier New" w:hAnsi="Courier New" w:cs="Courier New" w:hint="default"/>
+      </w:rPr>
+    </w:lvl>
+    <w:lvl w:ilvl="8" w:tplc="40090005" w:tentative="1">
+      <w:start w:val="1"/>
+      <w:numFmt w:val="bullet"/>
+      <w:lvlText w:val=""/>
+      <w:lvlJc w:val="left"/>
+      <w:pPr>
+        <w:ind w:left="7200" w:hanging="360"/>
+      </w:pPr>
+      <w:rPr>
+        <w:rFonts w:ascii="Wingdings" w:hAnsi="Wingdings" w:hint="default"/>
+      </w:rPr>
+    </w:lvl>
+  </w:abstractNum>
+  <w:abstractNum w:abstractNumId="4" w15:restartNumberingAfterBreak="0">
     <w:nsid w:val="302E227F"/>
     <w:multiLevelType w:val="hybridMultilevel"/>
     <w:tmpl w:val="267007D2"/>
@@ -429,7 +1092,7 @@
       </w:rPr>
     </w:lvl>
   </w:abstractNum>
-  <w:abstractNum w:abstractNumId="1" w15:restartNumberingAfterBreak="0">
+  <w:abstractNum w:abstractNumId="5" w15:restartNumberingAfterBreak="0">
     <w:nsid w:val="4891218F"/>
     <w:multiLevelType w:val="multilevel"/>
     <w:tmpl w:val="44388B4A"/>
@@ -542,7 +1205,7 @@
       </w:pPr>
     </w:lvl>
   </w:abstractNum>
-  <w:abstractNum w:abstractNumId="2" w15:restartNumberingAfterBreak="0">
+  <w:abstractNum w:abstractNumId="6" w15:restartNumberingAfterBreak="0">
     <w:nsid w:val="4971372C"/>
     <w:multiLevelType w:val="multilevel"/>
     <w:tmpl w:val="A1085372"/>
@@ -659,20 +1322,184 @@
       </w:pPr>
     </w:lvl>
   </w:abstractNum>
+  <w:abstractNum w:abstractNumId="7" w15:restartNumberingAfterBreak="0">
+    <w:nsid w:val="5E1225FB"/>
+    <w:multiLevelType w:val="multilevel"/>
+    <w:tmpl w:val="7688BF4E"/>
+    <w:lvl w:ilvl="0">
+      <w:start w:val="1"/>
+      <w:numFmt w:val="bullet"/>
+      <w:lvlText w:val=""/>
+      <w:lvlJc w:val="left"/>
+      <w:pPr>
+        <w:tabs>
+          <w:tab w:val="num" w:pos="720"/>
+        </w:tabs>
+        <w:ind w:left="720" w:hanging="360"/>
+      </w:pPr>
+      <w:rPr>
+        <w:rFonts w:ascii="Symbol" w:hAnsi="Symbol" w:hint="default"/>
+        <w:sz w:val="20"/>
+      </w:rPr>
+    </w:lvl>
+    <w:lvl w:ilvl="1" w:tentative="1">
+      <w:start w:val="1"/>
+      <w:numFmt w:val="bullet"/>
+      <w:lvlText w:val="o"/>
+      <w:lvlJc w:val="left"/>
+      <w:pPr>
+        <w:tabs>
+          <w:tab w:val="num" w:pos="1440"/>
+        </w:tabs>
+        <w:ind w:left="1440" w:hanging="360"/>
+      </w:pPr>
+      <w:rPr>
+        <w:rFonts w:ascii="Courier New" w:hAnsi="Courier New" w:hint="default"/>
+        <w:sz w:val="20"/>
+      </w:rPr>
+    </w:lvl>
+    <w:lvl w:ilvl="2" w:tentative="1">
+      <w:start w:val="1"/>
+      <w:numFmt w:val="bullet"/>
+      <w:lvlText w:val=""/>
+      <w:lvlJc w:val="left"/>
+      <w:pPr>
+        <w:tabs>
+          <w:tab w:val="num" w:pos="2160"/>
+        </w:tabs>
+        <w:ind w:left="2160" w:hanging="360"/>
+      </w:pPr>
+      <w:rPr>
+        <w:rFonts w:ascii="Wingdings" w:hAnsi="Wingdings" w:hint="default"/>
+        <w:sz w:val="20"/>
+      </w:rPr>
+    </w:lvl>
+    <w:lvl w:ilvl="3" w:tentative="1">
+      <w:start w:val="1"/>
+      <w:numFmt w:val="bullet"/>
+      <w:lvlText w:val=""/>
+      <w:lvlJc w:val="left"/>
+      <w:pPr>
+        <w:tabs>
+          <w:tab w:val="num" w:pos="2880"/>
+        </w:tabs>
+        <w:ind w:left="2880" w:hanging="360"/>
+      </w:pPr>
+      <w:rPr>
+        <w:rFonts w:ascii="Wingdings" w:hAnsi="Wingdings" w:hint="default"/>
+        <w:sz w:val="20"/>
+      </w:rPr>
+    </w:lvl>
+    <w:lvl w:ilvl="4" w:tentative="1">
+      <w:start w:val="1"/>
+      <w:numFmt w:val="bullet"/>
+      <w:lvlText w:val=""/>
+      <w:lvlJc w:val="left"/>
+      <w:pPr>
+        <w:tabs>
+          <w:tab w:val="num" w:pos="3600"/>
+        </w:tabs>
+        <w:ind w:left="3600" w:hanging="360"/>
+      </w:pPr>
+      <w:rPr>
+        <w:rFonts w:ascii="Wingdings" w:hAnsi="Wingdings" w:hint="default"/>
+        <w:sz w:val="20"/>
+      </w:rPr>
+    </w:lvl>
+    <w:lvl w:ilvl="5" w:tentative="1">
+      <w:start w:val="1"/>
+      <w:numFmt w:val="bullet"/>
+      <w:lvlText w:val=""/>
+      <w:lvlJc w:val="left"/>
+      <w:pPr>
+        <w:tabs>
+          <w:tab w:val="num" w:pos="4320"/>
+        </w:tabs>
+        <w:ind w:left="4320" w:hanging="360"/>
+      </w:pPr>
+      <w:rPr>
+        <w:rFonts w:ascii="Wingdings" w:hAnsi="Wingdings" w:hint="default"/>
+        <w:sz w:val="20"/>
+      </w:rPr>
+    </w:lvl>
+    <w:lvl w:ilvl="6" w:tentative="1">
+      <w:start w:val="1"/>
+      <w:numFmt w:val="bullet"/>
+      <w:lvlText w:val=""/>
+      <w:lvlJc w:val="left"/>
+      <w:pPr>
+        <w:tabs>
+          <w:tab w:val="num" w:pos="5040"/>
+        </w:tabs>
+        <w:ind w:left="5040" w:hanging="360"/>
+      </w:pPr>
+      <w:rPr>
+        <w:rFonts w:ascii="Wingdings" w:hAnsi="Wingdings" w:hint="default"/>
+        <w:sz w:val="20"/>
+      </w:rPr>
+    </w:lvl>
+    <w:lvl w:ilvl="7" w:tentative="1">
+      <w:start w:val="1"/>
+      <w:numFmt w:val="bullet"/>
+      <w:lvlText w:val=""/>
+      <w:lvlJc w:val="left"/>
+      <w:pPr>
+        <w:tabs>
+          <w:tab w:val="num" w:pos="5760"/>
+        </w:tabs>
+        <w:ind w:left="5760" w:hanging="360"/>
+      </w:pPr>
+      <w:rPr>
+        <w:rFonts w:ascii="Wingdings" w:hAnsi="Wingdings" w:hint="default"/>
+        <w:sz w:val="20"/>
+      </w:rPr>
+    </w:lvl>
+    <w:lvl w:ilvl="8" w:tentative="1">
+      <w:start w:val="1"/>
+      <w:numFmt w:val="bullet"/>
+      <w:lvlText w:val=""/>
+      <w:lvlJc w:val="left"/>
+      <w:pPr>
+        <w:tabs>
+          <w:tab w:val="num" w:pos="6480"/>
+        </w:tabs>
+        <w:ind w:left="6480" w:hanging="360"/>
+      </w:pPr>
+      <w:rPr>
+        <w:rFonts w:ascii="Wingdings" w:hAnsi="Wingdings" w:hint="default"/>
+        <w:sz w:val="20"/>
+      </w:rPr>
+    </w:lvl>
+  </w:abstractNum>
   <w:num w:numId="1" w16cid:durableId="2101634366">
+    <w:abstractNumId w:val="5"/>
+  </w:num>
+  <w:num w:numId="2" w16cid:durableId="1308320665">
+    <w:abstractNumId w:val="6"/>
+  </w:num>
+  <w:num w:numId="3" w16cid:durableId="453060708">
+    <w:abstractNumId w:val="4"/>
+  </w:num>
+  <w:num w:numId="4" w16cid:durableId="1184510847">
+    <w:abstractNumId w:val="7"/>
+  </w:num>
+  <w:num w:numId="5" w16cid:durableId="1947469661">
+    <w:abstractNumId w:val="3"/>
+  </w:num>
+  <w:num w:numId="6" w16cid:durableId="1533760679">
+    <w:abstractNumId w:val="0"/>
+  </w:num>
+  <w:num w:numId="7" w16cid:durableId="970670952">
     <w:abstractNumId w:val="1"/>
   </w:num>
-  <w:num w:numId="2" w16cid:durableId="1308320665">
+  <w:num w:numId="8" w16cid:durableId="1697269868">
     <w:abstractNumId w:val="2"/>
-  </w:num>
-  <w:num w:numId="3" w16cid:durableId="453060708">
-    <w:abstractNumId w:val="0"/>
   </w:num>
 </w:numbering>
 </file>
 
 <file path=word/styles.xml><?xml version="1.0" encoding="utf-8"?>
-<w:styles xmlns:mc="http://schemas.openxmlformats.org/markup-compatibility/2006" xmlns:r="http://schemas.openxmlformats.org/officeDocument/2006/relationships" xmlns:w="http://schemas.openxmlformats.org/wordprocessingml/2006/main" xmlns:w14="http://schemas.microsoft.com/office/word/2010/wordml" xmlns:w15="http://schemas.microsoft.com/office/word/2012/wordml" xmlns:w16cex="http://schemas.microsoft.com/office/word/2018/wordml/cex" xmlns:w16cid="http://schemas.microsoft.com/office/word/2016/wordml/cid" xmlns:w16="http://schemas.microsoft.com/office/word/2018/wordml" xmlns:w16du="http://schemas.microsoft.com/office/word/2023/wordml/word16du" xmlns:w16sdtdh="http://schemas.microsoft.com/office/word/2020/wordml/sdtdatahash" xmlns:w16se="http://schemas.microsoft.com/office/word/2015/wordml/symex" mc:Ignorable="w14 w15 w16se w16cid w16 w16cex w16sdtdh w16du">
+<w:styles xmlns:mc="http://schemas.openxmlformats.org/markup-compatibility/2006" xmlns:r="http://schemas.openxmlformats.org/officeDocument/2006/relationships" xmlns:w="http://schemas.openxmlformats.org/wordprocessingml/2006/main" xmlns:w14="http://schemas.microsoft.com/office/word/2010/wordml" xmlns:w15="http://schemas.microsoft.com/office/word/2012/wordml" xmlns:w16cex="http://schemas.microsoft.com/office/word/2018/wordml/cex" xmlns:w16cid="http://schemas.microsoft.com/office/word/2016/wordml/cid" xmlns:w16="http://schemas.microsoft.com/office/word/2018/wordml" xmlns:w16sdtdh="http://schemas.microsoft.com/office/word/2020/wordml/sdtdatahash" xmlns:w16se="http://schemas.microsoft.com/office/word/2015/wordml/symex" mc:Ignorable="w14 w15 w16se w16cid w16 w16cex w16sdtdh">
   <w:docDefaults>
     <w:rPrDefault>
       <w:rPr>
@@ -1076,7 +1903,6 @@
   <w:style w:type="character" w:default="1" w:styleId="DefaultParagraphFont">
     <w:name w:val="Default Paragraph Font"/>
     <w:uiPriority w:val="1"/>
-    <w:semiHidden/>
     <w:unhideWhenUsed/>
   </w:style>
   <w:style w:type="table" w:default="1" w:styleId="TableNormal">
@@ -1110,6 +1936,19 @@
       <w:ind w:left="720"/>
       <w:contextualSpacing/>
     </w:pPr>
+  </w:style>
+  <w:style w:type="paragraph" w:styleId="NormalWeb">
+    <w:name w:val="Normal (Web)"/>
+    <w:basedOn w:val="Normal"/>
+    <w:uiPriority w:val="99"/>
+    <w:semiHidden/>
+    <w:unhideWhenUsed/>
+    <w:rsid w:val="006A040D"/>
+    <w:rPr>
+      <w:rFonts w:ascii="Times New Roman" w:hAnsi="Times New Roman" w:cs="Times New Roman"/>
+      <w:sz w:val="24"/>
+      <w:szCs w:val="24"/>
+    </w:rPr>
   </w:style>
 </w:styles>
 </file>

--- a/UpdatesDayWise.docx
+++ b/UpdatesDayWise.docx
@@ -753,7 +753,7 @@
           <w:sz w:val="22"/>
           <w:shd w:fill="auto" w:val="clear"/>
         </w:rPr>
-        <w:t xml:space="preserve">Date: 03/10/2024 - 11/11/2024</w:t>
+        <w:t xml:space="preserve">Date: 03/10/2024 - 18/11/2024</w:t>
       </w:r>
     </w:p>
     <w:p>
@@ -918,7 +918,7 @@
           <w:sz w:val="22"/>
           <w:shd w:fill="auto" w:val="clear"/>
         </w:rPr>
-        <w:t xml:space="preserve">understanding of assets and images and implemented in project.</w:t>
+        <w:t xml:space="preserve"> understanding of assets and images and implemented in project.</w:t>
       </w:r>
     </w:p>
     <w:p>
@@ -951,44 +951,107 @@
           <w:sz w:val="22"/>
           <w:shd w:fill="auto" w:val="clear"/>
         </w:rPr>
-        <w:t xml:space="preserve">understanding of deep linking, app linking.</w:t>
-      </w:r>
-    </w:p>
-    <w:p>
-      <w:pPr>
-        <w:tabs>
-          <w:tab w:val="left" w:pos="720" w:leader="none"/>
-        </w:tabs>
-        <w:spacing w:before="0" w:after="160" w:line="259"/>
-        <w:ind w:right="0" w:left="0" w:firstLine="0"/>
-        <w:jc w:val="left"/>
-        <w:rPr>
-          <w:rFonts w:ascii="Calibri" w:hAnsi="Calibri" w:cs="Calibri" w:eastAsia="Calibri"/>
-          <w:color w:val="auto"/>
-          <w:spacing w:val="0"/>
-          <w:position w:val="0"/>
-          <w:sz w:val="22"/>
-          <w:shd w:fill="auto" w:val="clear"/>
-        </w:rPr>
-      </w:pPr>
-    </w:p>
-    <w:p>
-      <w:pPr>
-        <w:tabs>
-          <w:tab w:val="left" w:pos="720" w:leader="none"/>
-        </w:tabs>
-        <w:spacing w:before="0" w:after="160" w:line="259"/>
-        <w:ind w:right="0" w:left="0" w:firstLine="0"/>
-        <w:jc w:val="left"/>
-        <w:rPr>
-          <w:rFonts w:ascii="Calibri" w:hAnsi="Calibri" w:cs="Calibri" w:eastAsia="Calibri"/>
-          <w:color w:val="auto"/>
-          <w:spacing w:val="0"/>
-          <w:position w:val="0"/>
-          <w:sz w:val="22"/>
-          <w:shd w:fill="auto" w:val="clear"/>
-        </w:rPr>
-      </w:pPr>
+        <w:t xml:space="preserve"> understanding of deep linking, app linking.</w:t>
+      </w:r>
+    </w:p>
+    <w:p>
+      <w:pPr>
+        <w:numPr>
+          <w:ilvl w:val="0"/>
+          <w:numId w:val="13"/>
+        </w:numPr>
+        <w:tabs>
+          <w:tab w:val="left" w:pos="720" w:leader="none"/>
+        </w:tabs>
+        <w:spacing w:before="0" w:after="160" w:line="259"/>
+        <w:ind w:right="0" w:left="720" w:hanging="360"/>
+        <w:jc w:val="left"/>
+        <w:rPr>
+          <w:rFonts w:ascii="Calibri" w:hAnsi="Calibri" w:cs="Calibri" w:eastAsia="Calibri"/>
+          <w:color w:val="auto"/>
+          <w:spacing w:val="0"/>
+          <w:position w:val="0"/>
+          <w:sz w:val="22"/>
+          <w:shd w:fill="auto" w:val="clear"/>
+        </w:rPr>
+      </w:pPr>
+      <w:r>
+        <w:rPr>
+          <w:rFonts w:ascii="Calibri" w:hAnsi="Calibri" w:cs="Calibri" w:eastAsia="Calibri"/>
+          <w:color w:val="auto"/>
+          <w:spacing w:val="0"/>
+          <w:position w:val="0"/>
+          <w:sz w:val="22"/>
+          <w:shd w:fill="auto" w:val="clear"/>
+        </w:rPr>
+        <w:t xml:space="preserve"> Understanding of Animations(implicit, explicit, Hero Animation etc....)  </w:t>
+      </w:r>
+    </w:p>
+    <w:p>
+      <w:pPr>
+        <w:numPr>
+          <w:ilvl w:val="0"/>
+          <w:numId w:val="13"/>
+        </w:numPr>
+        <w:tabs>
+          <w:tab w:val="left" w:pos="720" w:leader="none"/>
+        </w:tabs>
+        <w:spacing w:before="0" w:after="160" w:line="259"/>
+        <w:ind w:right="0" w:left="720" w:hanging="360"/>
+        <w:jc w:val="left"/>
+        <w:rPr>
+          <w:rFonts w:ascii="Calibri" w:hAnsi="Calibri" w:cs="Calibri" w:eastAsia="Calibri"/>
+          <w:color w:val="auto"/>
+          <w:spacing w:val="0"/>
+          <w:position w:val="0"/>
+          <w:sz w:val="22"/>
+          <w:shd w:fill="auto" w:val="clear"/>
+        </w:rPr>
+      </w:pPr>
+      <w:r>
+        <w:rPr>
+          <w:rFonts w:ascii="Calibri" w:hAnsi="Calibri" w:cs="Calibri" w:eastAsia="Calibri"/>
+          <w:color w:val="auto"/>
+          <w:spacing w:val="0"/>
+          <w:position w:val="0"/>
+          <w:sz w:val="22"/>
+          <w:shd w:fill="auto" w:val="clear"/>
+        </w:rPr>
+        <w:t xml:space="preserve"> Created small project using Animations where i have applied animations like staggered,    hero, etc....</w:t>
+      </w:r>
+    </w:p>
+    <w:p>
+      <w:pPr>
+        <w:numPr>
+          <w:ilvl w:val="0"/>
+          <w:numId w:val="13"/>
+        </w:numPr>
+        <w:tabs>
+          <w:tab w:val="left" w:pos="720" w:leader="none"/>
+        </w:tabs>
+        <w:spacing w:before="0" w:after="160" w:line="259"/>
+        <w:ind w:right="0" w:left="720" w:hanging="360"/>
+        <w:jc w:val="left"/>
+        <w:rPr>
+          <w:rFonts w:ascii="Calibri" w:hAnsi="Calibri" w:cs="Calibri" w:eastAsia="Calibri"/>
+          <w:color w:val="auto"/>
+          <w:spacing w:val="0"/>
+          <w:position w:val="0"/>
+          <w:sz w:val="22"/>
+          <w:shd w:fill="auto" w:val="clear"/>
+        </w:rPr>
+      </w:pPr>
+      <w:r>
+        <w:rPr>
+          <w:rFonts w:ascii="Calibri" w:hAnsi="Calibri" w:cs="Calibri" w:eastAsia="Calibri"/>
+          <w:color w:val="auto"/>
+          <w:spacing w:val="0"/>
+          <w:position w:val="0"/>
+          <w:sz w:val="22"/>
+          <w:shd w:fill="auto" w:val="clear"/>
+        </w:rPr>
+        <w:t xml:space="preserve"> Created one logo page and applied animation to it.</w:t>
+      </w:r>
     </w:p>
     <w:p>
       <w:pPr>

--- a/UpdatesDayWise.docx
+++ b/UpdatesDayWise.docx
@@ -753,7 +753,7 @@
           <w:sz w:val="22"/>
           <w:shd w:fill="auto" w:val="clear"/>
         </w:rPr>
-        <w:t xml:space="preserve">Date: 03/10/2024 - 18/11/2024</w:t>
+        <w:t xml:space="preserve">Date: 03/10/2024 - 20/11/2024</w:t>
       </w:r>
     </w:p>
     <w:p>
@@ -1051,6 +1051,72 @@
           <w:shd w:fill="auto" w:val="clear"/>
         </w:rPr>
         <w:t xml:space="preserve"> Created one logo page and applied animation to it.</w:t>
+      </w:r>
+    </w:p>
+    <w:p>
+      <w:pPr>
+        <w:numPr>
+          <w:ilvl w:val="0"/>
+          <w:numId w:val="13"/>
+        </w:numPr>
+        <w:tabs>
+          <w:tab w:val="left" w:pos="720" w:leader="none"/>
+        </w:tabs>
+        <w:spacing w:before="0" w:after="160" w:line="259"/>
+        <w:ind w:right="0" w:left="720" w:hanging="360"/>
+        <w:jc w:val="left"/>
+        <w:rPr>
+          <w:rFonts w:ascii="Calibri" w:hAnsi="Calibri" w:cs="Calibri" w:eastAsia="Calibri"/>
+          <w:color w:val="auto"/>
+          <w:spacing w:val="0"/>
+          <w:position w:val="0"/>
+          <w:sz w:val="22"/>
+          <w:shd w:fill="auto" w:val="clear"/>
+        </w:rPr>
+      </w:pPr>
+      <w:r>
+        <w:rPr>
+          <w:rFonts w:ascii="Calibri" w:hAnsi="Calibri" w:cs="Calibri" w:eastAsia="Calibri"/>
+          <w:color w:val="auto"/>
+          <w:spacing w:val="0"/>
+          <w:position w:val="0"/>
+          <w:sz w:val="22"/>
+          <w:shd w:fill="auto" w:val="clear"/>
+        </w:rPr>
+        <w:t xml:space="preserve"> understanding of networking and http methods.</w:t>
+      </w:r>
+    </w:p>
+    <w:p>
+      <w:pPr>
+        <w:numPr>
+          <w:ilvl w:val="0"/>
+          <w:numId w:val="13"/>
+        </w:numPr>
+        <w:tabs>
+          <w:tab w:val="left" w:pos="720" w:leader="none"/>
+        </w:tabs>
+        <w:spacing w:before="0" w:after="160" w:line="259"/>
+        <w:ind w:right="0" w:left="720" w:hanging="360"/>
+        <w:jc w:val="left"/>
+        <w:rPr>
+          <w:rFonts w:ascii="Calibri" w:hAnsi="Calibri" w:cs="Calibri" w:eastAsia="Calibri"/>
+          <w:color w:val="auto"/>
+          <w:spacing w:val="0"/>
+          <w:position w:val="0"/>
+          <w:sz w:val="22"/>
+          <w:shd w:fill="auto" w:val="clear"/>
+        </w:rPr>
+      </w:pPr>
+      <w:r>
+        <w:rPr>
+          <w:rFonts w:ascii="Calibri" w:hAnsi="Calibri" w:cs="Calibri" w:eastAsia="Calibri"/>
+          <w:color w:val="auto"/>
+          <w:spacing w:val="0"/>
+          <w:position w:val="0"/>
+          <w:sz w:val="22"/>
+          <w:shd w:fill="auto" w:val="clear"/>
+        </w:rPr>
+        <w:t xml:space="preserve"> understood the fetching of data, posting data, updating and deleting operation using http   over the internet.</w:t>
       </w:r>
     </w:p>
     <w:p>

--- a/UpdatesDayWise.docx
+++ b/UpdatesDayWise.docx
@@ -753,7 +753,7 @@
           <w:sz w:val="22"/>
           <w:shd w:fill="auto" w:val="clear"/>
         </w:rPr>
-        <w:t xml:space="preserve">Date: 03/10/2024 - 20/11/2024</w:t>
+        <w:t xml:space="preserve">Date: 03/10/2024 - 26/11/2024</w:t>
       </w:r>
     </w:p>
     <w:p>
@@ -1117,6 +1117,270 @@
           <w:shd w:fill="auto" w:val="clear"/>
         </w:rPr>
         <w:t xml:space="preserve"> understood the fetching of data, posting data, updating and deleting operation using http   over the internet.</w:t>
+      </w:r>
+    </w:p>
+    <w:p>
+      <w:pPr>
+        <w:numPr>
+          <w:ilvl w:val="0"/>
+          <w:numId w:val="13"/>
+        </w:numPr>
+        <w:tabs>
+          <w:tab w:val="left" w:pos="720" w:leader="none"/>
+        </w:tabs>
+        <w:spacing w:before="0" w:after="160" w:line="259"/>
+        <w:ind w:right="0" w:left="720" w:hanging="360"/>
+        <w:jc w:val="left"/>
+        <w:rPr>
+          <w:rFonts w:ascii="Calibri" w:hAnsi="Calibri" w:cs="Calibri" w:eastAsia="Calibri"/>
+          <w:color w:val="auto"/>
+          <w:spacing w:val="0"/>
+          <w:position w:val="0"/>
+          <w:sz w:val="22"/>
+          <w:shd w:fill="auto" w:val="clear"/>
+        </w:rPr>
+      </w:pPr>
+      <w:r>
+        <w:rPr>
+          <w:rFonts w:ascii="Calibri" w:hAnsi="Calibri" w:cs="Calibri" w:eastAsia="Calibri"/>
+          <w:color w:val="auto"/>
+          <w:spacing w:val="0"/>
+          <w:position w:val="0"/>
+          <w:sz w:val="22"/>
+          <w:shd w:fill="auto" w:val="clear"/>
+        </w:rPr>
+        <w:t xml:space="preserve">Understanding about firebase and key feautures of firebase.</w:t>
+      </w:r>
+    </w:p>
+    <w:p>
+      <w:pPr>
+        <w:numPr>
+          <w:ilvl w:val="0"/>
+          <w:numId w:val="13"/>
+        </w:numPr>
+        <w:tabs>
+          <w:tab w:val="left" w:pos="720" w:leader="none"/>
+        </w:tabs>
+        <w:spacing w:before="0" w:after="160" w:line="259"/>
+        <w:ind w:right="0" w:left="720" w:hanging="360"/>
+        <w:jc w:val="left"/>
+        <w:rPr>
+          <w:rFonts w:ascii="Calibri" w:hAnsi="Calibri" w:cs="Calibri" w:eastAsia="Calibri"/>
+          <w:color w:val="auto"/>
+          <w:spacing w:val="0"/>
+          <w:position w:val="0"/>
+          <w:sz w:val="22"/>
+          <w:shd w:fill="auto" w:val="clear"/>
+        </w:rPr>
+      </w:pPr>
+      <w:r>
+        <w:rPr>
+          <w:rFonts w:ascii="Calibri" w:hAnsi="Calibri" w:cs="Calibri" w:eastAsia="Calibri"/>
+          <w:color w:val="auto"/>
+          <w:spacing w:val="0"/>
+          <w:position w:val="0"/>
+          <w:sz w:val="22"/>
+          <w:shd w:fill="auto" w:val="clear"/>
+        </w:rPr>
+        <w:t xml:space="preserve">Creating project in the firebase and connecting it to the our flutter app.</w:t>
+      </w:r>
+    </w:p>
+    <w:p>
+      <w:pPr>
+        <w:numPr>
+          <w:ilvl w:val="0"/>
+          <w:numId w:val="13"/>
+        </w:numPr>
+        <w:tabs>
+          <w:tab w:val="left" w:pos="720" w:leader="none"/>
+        </w:tabs>
+        <w:spacing w:before="0" w:after="160" w:line="259"/>
+        <w:ind w:right="0" w:left="720" w:hanging="360"/>
+        <w:jc w:val="left"/>
+        <w:rPr>
+          <w:rFonts w:ascii="Calibri" w:hAnsi="Calibri" w:cs="Calibri" w:eastAsia="Calibri"/>
+          <w:color w:val="auto"/>
+          <w:spacing w:val="0"/>
+          <w:position w:val="0"/>
+          <w:sz w:val="22"/>
+          <w:shd w:fill="auto" w:val="clear"/>
+        </w:rPr>
+      </w:pPr>
+      <w:r>
+        <w:rPr>
+          <w:rFonts w:ascii="Calibri" w:hAnsi="Calibri" w:cs="Calibri" w:eastAsia="Calibri"/>
+          <w:color w:val="auto"/>
+          <w:spacing w:val="0"/>
+          <w:position w:val="0"/>
+          <w:sz w:val="22"/>
+          <w:shd w:fill="auto" w:val="clear"/>
+        </w:rPr>
+        <w:t xml:space="preserve">Implemented sending Notification to the users using cloud messaging in firebase.</w:t>
+      </w:r>
+    </w:p>
+    <w:p>
+      <w:pPr>
+        <w:numPr>
+          <w:ilvl w:val="0"/>
+          <w:numId w:val="13"/>
+        </w:numPr>
+        <w:tabs>
+          <w:tab w:val="left" w:pos="720" w:leader="none"/>
+        </w:tabs>
+        <w:spacing w:before="0" w:after="160" w:line="259"/>
+        <w:ind w:right="0" w:left="720" w:hanging="360"/>
+        <w:jc w:val="left"/>
+        <w:rPr>
+          <w:rFonts w:ascii="Calibri" w:hAnsi="Calibri" w:cs="Calibri" w:eastAsia="Calibri"/>
+          <w:color w:val="auto"/>
+          <w:spacing w:val="0"/>
+          <w:position w:val="0"/>
+          <w:sz w:val="22"/>
+          <w:shd w:fill="auto" w:val="clear"/>
+        </w:rPr>
+      </w:pPr>
+      <w:r>
+        <w:rPr>
+          <w:rFonts w:ascii="Calibri" w:hAnsi="Calibri" w:cs="Calibri" w:eastAsia="Calibri"/>
+          <w:color w:val="auto"/>
+          <w:spacing w:val="0"/>
+          <w:position w:val="0"/>
+          <w:sz w:val="22"/>
+          <w:shd w:fill="auto" w:val="clear"/>
+        </w:rPr>
+        <w:t xml:space="preserve">Deploying our project apk file into the firebase.</w:t>
+      </w:r>
+    </w:p>
+    <w:p>
+      <w:pPr>
+        <w:numPr>
+          <w:ilvl w:val="0"/>
+          <w:numId w:val="13"/>
+        </w:numPr>
+        <w:tabs>
+          <w:tab w:val="left" w:pos="720" w:leader="none"/>
+        </w:tabs>
+        <w:spacing w:before="0" w:after="160" w:line="259"/>
+        <w:ind w:right="0" w:left="720" w:hanging="360"/>
+        <w:jc w:val="left"/>
+        <w:rPr>
+          <w:rFonts w:ascii="Calibri" w:hAnsi="Calibri" w:cs="Calibri" w:eastAsia="Calibri"/>
+          <w:color w:val="auto"/>
+          <w:spacing w:val="0"/>
+          <w:position w:val="0"/>
+          <w:sz w:val="22"/>
+          <w:shd w:fill="auto" w:val="clear"/>
+        </w:rPr>
+      </w:pPr>
+      <w:r>
+        <w:rPr>
+          <w:rFonts w:ascii="Calibri" w:hAnsi="Calibri" w:cs="Calibri" w:eastAsia="Calibri"/>
+          <w:color w:val="auto"/>
+          <w:spacing w:val="0"/>
+          <w:position w:val="0"/>
+          <w:sz w:val="22"/>
+          <w:shd w:fill="auto" w:val="clear"/>
+        </w:rPr>
+        <w:t xml:space="preserve">tracking of how many users currently using our app.</w:t>
+      </w:r>
+    </w:p>
+    <w:p>
+      <w:pPr>
+        <w:numPr>
+          <w:ilvl w:val="0"/>
+          <w:numId w:val="13"/>
+        </w:numPr>
+        <w:tabs>
+          <w:tab w:val="left" w:pos="720" w:leader="none"/>
+        </w:tabs>
+        <w:spacing w:before="0" w:after="160" w:line="259"/>
+        <w:ind w:right="0" w:left="720" w:hanging="360"/>
+        <w:jc w:val="left"/>
+        <w:rPr>
+          <w:rFonts w:ascii="Calibri" w:hAnsi="Calibri" w:cs="Calibri" w:eastAsia="Calibri"/>
+          <w:color w:val="auto"/>
+          <w:spacing w:val="0"/>
+          <w:position w:val="0"/>
+          <w:sz w:val="22"/>
+          <w:shd w:fill="auto" w:val="clear"/>
+        </w:rPr>
+      </w:pPr>
+      <w:r>
+        <w:rPr>
+          <w:rFonts w:ascii="Calibri" w:hAnsi="Calibri" w:cs="Calibri" w:eastAsia="Calibri"/>
+          <w:color w:val="auto"/>
+          <w:spacing w:val="0"/>
+          <w:position w:val="0"/>
+          <w:sz w:val="22"/>
+          <w:shd w:fill="auto" w:val="clear"/>
+        </w:rPr>
+        <w:t xml:space="preserve">Understood the flow of deploying our project with firebase storage and allow the all users to download the newly updated app.</w:t>
+      </w:r>
+    </w:p>
+    <w:p>
+      <w:pPr>
+        <w:numPr>
+          <w:ilvl w:val="0"/>
+          <w:numId w:val="13"/>
+        </w:numPr>
+        <w:tabs>
+          <w:tab w:val="left" w:pos="720" w:leader="none"/>
+        </w:tabs>
+        <w:spacing w:before="0" w:after="160" w:line="259"/>
+        <w:ind w:right="0" w:left="720" w:hanging="360"/>
+        <w:jc w:val="left"/>
+        <w:rPr>
+          <w:rFonts w:ascii="Calibri" w:hAnsi="Calibri" w:cs="Calibri" w:eastAsia="Calibri"/>
+          <w:color w:val="auto"/>
+          <w:spacing w:val="0"/>
+          <w:position w:val="0"/>
+          <w:sz w:val="22"/>
+          <w:shd w:fill="auto" w:val="clear"/>
+        </w:rPr>
+      </w:pPr>
+      <w:r>
+        <w:rPr>
+          <w:rFonts w:ascii="Calibri" w:hAnsi="Calibri" w:cs="Calibri" w:eastAsia="Calibri"/>
+          <w:color w:val="auto"/>
+          <w:spacing w:val="0"/>
+          <w:position w:val="0"/>
+          <w:sz w:val="22"/>
+          <w:shd w:fill="auto" w:val="clear"/>
+        </w:rPr>
+        <w:t xml:space="preserve">Understanding of API keys.</w:t>
+      </w:r>
+    </w:p>
+    <w:p>
+      <w:pPr>
+        <w:numPr>
+          <w:ilvl w:val="0"/>
+          <w:numId w:val="13"/>
+        </w:numPr>
+        <w:tabs>
+          <w:tab w:val="left" w:pos="720" w:leader="none"/>
+        </w:tabs>
+        <w:spacing w:before="0" w:after="160" w:line="259"/>
+        <w:ind w:right="0" w:left="720" w:hanging="360"/>
+        <w:jc w:val="left"/>
+        <w:rPr>
+          <w:rFonts w:ascii="Calibri" w:hAnsi="Calibri" w:cs="Calibri" w:eastAsia="Calibri"/>
+          <w:color w:val="auto"/>
+          <w:spacing w:val="0"/>
+          <w:position w:val="0"/>
+          <w:sz w:val="22"/>
+          <w:shd w:fill="auto" w:val="clear"/>
+        </w:rPr>
+      </w:pPr>
+      <w:r>
+        <w:rPr>
+          <w:rFonts w:ascii="Calibri" w:hAnsi="Calibri" w:cs="Calibri" w:eastAsia="Calibri"/>
+          <w:color w:val="auto"/>
+          <w:spacing w:val="0"/>
+          <w:position w:val="0"/>
+          <w:sz w:val="22"/>
+          <w:shd w:fill="auto" w:val="clear"/>
+        </w:rPr>
+        <w:t xml:space="preserve">Implemented one small project using Gemini API key.</w:t>
       </w:r>
     </w:p>
     <w:p>

--- a/UpdatesDayWise.docx
+++ b/UpdatesDayWise.docx
@@ -753,7 +753,7 @@
           <w:sz w:val="22"/>
           <w:shd w:fill="auto" w:val="clear"/>
         </w:rPr>
-        <w:t xml:space="preserve">Date: 03/10/2024 - 26/11/2024</w:t>
+        <w:t xml:space="preserve">Date: 03/10/2024 - 29/11/2024</w:t>
       </w:r>
     </w:p>
     <w:p>
@@ -1381,6 +1381,39 @@
           <w:shd w:fill="auto" w:val="clear"/>
         </w:rPr>
         <w:t xml:space="preserve">Implemented one small project using Gemini API key.</w:t>
+      </w:r>
+    </w:p>
+    <w:p>
+      <w:pPr>
+        <w:numPr>
+          <w:ilvl w:val="0"/>
+          <w:numId w:val="13"/>
+        </w:numPr>
+        <w:tabs>
+          <w:tab w:val="left" w:pos="720" w:leader="none"/>
+        </w:tabs>
+        <w:spacing w:before="0" w:after="160" w:line="259"/>
+        <w:ind w:right="0" w:left="720" w:hanging="360"/>
+        <w:jc w:val="left"/>
+        <w:rPr>
+          <w:rFonts w:ascii="Calibri" w:hAnsi="Calibri" w:cs="Calibri" w:eastAsia="Calibri"/>
+          <w:color w:val="auto"/>
+          <w:spacing w:val="0"/>
+          <w:position w:val="0"/>
+          <w:sz w:val="22"/>
+          <w:shd w:fill="auto" w:val="clear"/>
+        </w:rPr>
+      </w:pPr>
+      <w:r>
+        <w:rPr>
+          <w:rFonts w:ascii="Calibri" w:hAnsi="Calibri" w:cs="Calibri" w:eastAsia="Calibri"/>
+          <w:color w:val="auto"/>
+          <w:spacing w:val="0"/>
+          <w:position w:val="0"/>
+          <w:sz w:val="22"/>
+          <w:shd w:fill="auto" w:val="clear"/>
+        </w:rPr>
+        <w:t xml:space="preserve">Implemented Google map project for getting live location and searching place where used Google map API key and understood how it can be implemented in project.</w:t>
       </w:r>
     </w:p>
     <w:p>
